--- a/NodeJs/8 Mongo DB/Mongo_DB.docx
+++ b/NodeJs/8 Mongo DB/Mongo_DB.docx
@@ -683,7 +683,31 @@
           <w:szCs w:val="24"/>
           <w:shd w:val="clear" w:color="auto" w:fill="FFFFFF"/>
         </w:rPr>
-        <w:t xml:space="preserve"> documents. It is the equivalent of an RDBMS table. A collection exists within a single database. Collections do not enforce a schema. Documents within a collection can have different fields. Typically, all documents in a collection are of similar or related purpose.</w:t>
+        <w:t xml:space="preserve"> documents. It is the equivalent of an RDBMS table. A collection exists within a single database. Collections do not enforce a schema. Documents within a collection can have different fields. Typically, all documents in a </w:t>
+      </w:r>
+      <w:proofErr w:type="gramStart"/>
+      <w:r>
+        <w:rPr>
+          <w:rFonts w:ascii="Arial" w:eastAsia="Times New Roman" w:hAnsi="Arial" w:cs="Arial"/>
+          <w:bCs/>
+          <w:color w:val="000000"/>
+          <w:sz w:val="24"/>
+          <w:szCs w:val="24"/>
+          <w:shd w:val="clear" w:color="auto" w:fill="FFFFFF"/>
+        </w:rPr>
+        <w:t>collection</w:t>
+      </w:r>
+      <w:proofErr w:type="gramEnd"/>
+      <w:r>
+        <w:rPr>
+          <w:rFonts w:ascii="Arial" w:eastAsia="Times New Roman" w:hAnsi="Arial" w:cs="Arial"/>
+          <w:bCs/>
+          <w:color w:val="000000"/>
+          <w:sz w:val="24"/>
+          <w:szCs w:val="24"/>
+          <w:shd w:val="clear" w:color="auto" w:fill="FFFFFF"/>
+        </w:rPr>
+        <w:t xml:space="preserve"> are of similar or related purpose.</w:t>
       </w:r>
     </w:p>
     <w:p>
@@ -11682,9 +11706,134 @@
     </w:p>
     <w:p>
       <w:pPr>
+        <w:numPr>
+          <w:ilvl w:val="0"/>
+          <w:numId w:val="8"/>
+        </w:numPr>
+        <w:shd w:val="clear" w:color="auto" w:fill="FFFFFF"/>
+        <w:spacing w:before="100" w:beforeAutospacing="1" w:after="100" w:afterAutospacing="1" w:line="240" w:lineRule="auto"/>
+        <w:rPr>
+          <w:rFonts w:ascii="Segoe UI" w:eastAsia="Times New Roman" w:hAnsi="Segoe UI" w:cs="Segoe UI"/>
+          <w:color w:val="000000"/>
+        </w:rPr>
+      </w:pPr>
+      <w:r>
+        <w:rPr>
+          <w:rFonts w:ascii="Consolas" w:eastAsia="Times New Roman" w:hAnsi="Consolas" w:cs="Courier New"/>
+          <w:color w:val="DC143C"/>
+        </w:rPr>
+        <w:t>$and</w:t>
+      </w:r>
+      <w:r>
+        <w:rPr>
+          <w:rFonts w:ascii="Segoe UI" w:eastAsia="Times New Roman" w:hAnsi="Segoe UI" w:cs="Segoe UI"/>
+          <w:color w:val="000000"/>
+        </w:rPr>
+        <w:t>: Returns documents where both queries match</w:t>
+      </w:r>
+    </w:p>
+    <w:p>
+      <w:pPr>
+        <w:numPr>
+          <w:ilvl w:val="0"/>
+          <w:numId w:val="8"/>
+        </w:numPr>
+        <w:shd w:val="clear" w:color="auto" w:fill="FFFFFF"/>
+        <w:spacing w:before="100" w:beforeAutospacing="1" w:after="100" w:afterAutospacing="1" w:line="240" w:lineRule="auto"/>
+        <w:rPr>
+          <w:rFonts w:ascii="Segoe UI" w:eastAsia="Times New Roman" w:hAnsi="Segoe UI" w:cs="Segoe UI"/>
+          <w:color w:val="000000"/>
+        </w:rPr>
+      </w:pPr>
+      <w:r>
+        <w:rPr>
+          <w:rFonts w:ascii="Consolas" w:eastAsia="Times New Roman" w:hAnsi="Consolas" w:cs="Courier New"/>
+          <w:color w:val="DC143C"/>
+        </w:rPr>
+        <w:t>$or</w:t>
+      </w:r>
+      <w:r>
+        <w:rPr>
+          <w:rFonts w:ascii="Segoe UI" w:eastAsia="Times New Roman" w:hAnsi="Segoe UI" w:cs="Segoe UI"/>
+          <w:color w:val="000000"/>
+        </w:rPr>
+        <w:t>: Returns documents where either query matches</w:t>
+      </w:r>
+    </w:p>
+    <w:p>
+      <w:pPr>
+        <w:numPr>
+          <w:ilvl w:val="0"/>
+          <w:numId w:val="8"/>
+        </w:numPr>
+        <w:shd w:val="clear" w:color="auto" w:fill="FFFFFF"/>
+        <w:spacing w:before="100" w:beforeAutospacing="1" w:after="100" w:afterAutospacing="1" w:line="240" w:lineRule="auto"/>
+        <w:rPr>
+          <w:rFonts w:ascii="Segoe UI" w:eastAsia="Times New Roman" w:hAnsi="Segoe UI" w:cs="Segoe UI"/>
+          <w:color w:val="000000"/>
+        </w:rPr>
+      </w:pPr>
+      <w:r>
+        <w:rPr>
+          <w:rFonts w:ascii="Consolas" w:eastAsia="Times New Roman" w:hAnsi="Consolas" w:cs="Courier New"/>
+          <w:color w:val="DC143C"/>
+        </w:rPr>
+        <w:t>$nor</w:t>
+      </w:r>
+      <w:r>
+        <w:rPr>
+          <w:rFonts w:ascii="Segoe UI" w:eastAsia="Times New Roman" w:hAnsi="Segoe UI" w:cs="Segoe UI"/>
+          <w:color w:val="000000"/>
+        </w:rPr>
+        <w:t>: Returns documents where both queries fail to match</w:t>
+      </w:r>
+    </w:p>
+    <w:p>
+      <w:pPr>
+        <w:numPr>
+          <w:ilvl w:val="0"/>
+          <w:numId w:val="8"/>
+        </w:numPr>
+        <w:shd w:val="clear" w:color="auto" w:fill="FFFFFF"/>
+        <w:spacing w:before="100" w:beforeAutospacing="1" w:after="100" w:afterAutospacing="1" w:line="240" w:lineRule="auto"/>
+        <w:rPr>
+          <w:rFonts w:ascii="Segoe UI" w:eastAsia="Times New Roman" w:hAnsi="Segoe UI" w:cs="Segoe UI"/>
+          <w:color w:val="000000"/>
+        </w:rPr>
+      </w:pPr>
+      <w:r>
+        <w:rPr>
+          <w:rFonts w:ascii="Consolas" w:eastAsia="Times New Roman" w:hAnsi="Consolas" w:cs="Courier New"/>
+          <w:color w:val="DC143C"/>
+        </w:rPr>
+        <w:t>$not</w:t>
+      </w:r>
+      <w:r>
+        <w:rPr>
+          <w:rFonts w:ascii="Segoe UI" w:eastAsia="Times New Roman" w:hAnsi="Segoe UI" w:cs="Segoe UI"/>
+          <w:color w:val="000000"/>
+        </w:rPr>
+        <w:t>: Returns documents where the query does not match</w:t>
+      </w:r>
+    </w:p>
+    <w:p>
+      <w:pPr>
         <w:spacing w:before="360" w:after="80" w:line="240" w:lineRule="auto"/>
         <w:outlineLvl w:val="1"/>
         <w:rPr>
+          <w:rFonts w:ascii="Arial" w:eastAsia="Times New Roman" w:hAnsi="Arial" w:cs="Arial"/>
+          <w:color w:val="181717"/>
+          <w:sz w:val="35"/>
+          <w:szCs w:val="35"/>
+          <w:shd w:val="clear" w:color="auto" w:fill="FFFFFF"/>
+        </w:rPr>
+      </w:pPr>
+    </w:p>
+    <w:p>
+      <w:pPr>
+        <w:spacing w:before="360" w:after="80" w:line="240" w:lineRule="auto"/>
+        <w:outlineLvl w:val="1"/>
+        <w:rPr>
           <w:rFonts w:ascii="Times New Roman" w:eastAsia="Times New Roman" w:hAnsi="Times New Roman" w:cs="Times New Roman"/>
           <w:b/>
           <w:bCs/>
@@ -13180,59 +13329,6 @@
           <w:rFonts w:ascii="Verdana" w:eastAsia="Times New Roman" w:hAnsi="Verdana" w:cs="Times New Roman"/>
           <w:b/>
           <w:bCs/>
-          <w:color w:val="006666"/>
-          <w:sz w:val="23"/>
-          <w:szCs w:val="23"/>
-          <w:shd w:val="clear" w:color="auto" w:fill="EEEEEE"/>
-        </w:rPr>
-        <w:t>40</w:t>
-      </w:r>
-    </w:p>
-    <w:p>
-      <w:pPr>
-        <w:spacing w:after="0" w:line="240" w:lineRule="auto"/>
-        <w:rPr>
-          <w:rFonts w:ascii="Times New Roman" w:eastAsia="Times New Roman" w:hAnsi="Times New Roman" w:cs="Times New Roman"/>
-          <w:sz w:val="24"/>
-          <w:szCs w:val="24"/>
-        </w:rPr>
-      </w:pPr>
-      <w:r>
-        <w:rPr>
-          <w:rFonts w:ascii="Verdana" w:eastAsia="Times New Roman" w:hAnsi="Verdana" w:cs="Times New Roman"/>
-          <w:b/>
-          <w:bCs/>
-          <w:color w:val="000000"/>
-          <w:sz w:val="23"/>
-        </w:rPr>
-        <w:lastRenderedPageBreak/>
-        <w:tab/>
-      </w:r>
-      <w:r>
-        <w:rPr>
-          <w:rFonts w:ascii="Verdana" w:eastAsia="Times New Roman" w:hAnsi="Verdana" w:cs="Times New Roman"/>
-          <w:b/>
-          <w:bCs/>
-          <w:color w:val="000000"/>
-          <w:sz w:val="23"/>
-        </w:rPr>
-        <w:tab/>
-      </w:r>
-      <w:r>
-        <w:rPr>
-          <w:rFonts w:ascii="Verdana" w:eastAsia="Times New Roman" w:hAnsi="Verdana" w:cs="Times New Roman"/>
-          <w:b/>
-          <w:bCs/>
-          <w:color w:val="000000"/>
-          <w:sz w:val="23"/>
-        </w:rPr>
-        <w:tab/>
-      </w:r>
-      <w:r>
-        <w:rPr>
-          <w:rFonts w:ascii="Verdana" w:eastAsia="Times New Roman" w:hAnsi="Verdana" w:cs="Times New Roman"/>
-          <w:b/>
-          <w:bCs/>
           <w:color w:val="666600"/>
           <w:sz w:val="23"/>
           <w:szCs w:val="23"/>
@@ -13662,9 +13758,13 @@
       <w:pPr>
         <w:spacing w:after="0" w:line="240" w:lineRule="auto"/>
         <w:rPr>
-          <w:rFonts w:ascii="Times New Roman" w:eastAsia="Times New Roman" w:hAnsi="Times New Roman" w:cs="Times New Roman"/>
-          <w:sz w:val="24"/>
-          <w:szCs w:val="24"/>
+          <w:rFonts w:ascii="Verdana" w:eastAsia="Times New Roman" w:hAnsi="Verdana" w:cs="Times New Roman"/>
+          <w:b/>
+          <w:bCs/>
+          <w:color w:val="666600"/>
+          <w:sz w:val="23"/>
+          <w:szCs w:val="23"/>
+          <w:shd w:val="clear" w:color="auto" w:fill="EEEEEE"/>
         </w:rPr>
       </w:pPr>
       <w:proofErr w:type="spellStart"/>
@@ -14043,6 +14143,16 @@
           <w:szCs w:val="24"/>
         </w:rPr>
       </w:pPr>
+    </w:p>
+    <w:p>
+      <w:pPr>
+        <w:spacing w:after="0" w:line="240" w:lineRule="auto"/>
+        <w:rPr>
+          <w:rFonts w:ascii="Times New Roman" w:eastAsia="Times New Roman" w:hAnsi="Times New Roman" w:cs="Times New Roman"/>
+          <w:sz w:val="24"/>
+          <w:szCs w:val="24"/>
+        </w:rPr>
+      </w:pPr>
       <w:r>
         <w:rPr>
           <w:rFonts w:ascii="Verdana" w:eastAsia="Times New Roman" w:hAnsi="Verdana" w:cs="Times New Roman"/>
@@ -14054,6 +14164,18 @@
           <w:shd w:val="clear" w:color="auto" w:fill="EEEEEE"/>
         </w:rPr>
         <w:t>{</w:t>
+      </w:r>
+      <w:r>
+        <w:rPr>
+          <w:rFonts w:ascii="Verdana" w:eastAsia="Times New Roman" w:hAnsi="Verdana" w:cs="Times New Roman"/>
+          <w:b/>
+          <w:bCs/>
+          <w:color w:val="666600"/>
+          <w:sz w:val="23"/>
+          <w:szCs w:val="23"/>
+          <w:shd w:val="clear" w:color="auto" w:fill="EEEEEE"/>
+        </w:rPr>
+        <w:tab/>
       </w:r>
     </w:p>
     <w:p>
@@ -15741,6 +15863,7 @@
           <w:szCs w:val="24"/>
           <w:shd w:val="clear" w:color="auto" w:fill="FFFFFF"/>
         </w:rPr>
+        <w:lastRenderedPageBreak/>
         <w:t>MongoDB's</w:t>
       </w:r>
       <w:proofErr w:type="spellEnd"/>
@@ -15947,7 +16070,6 @@
           <w:szCs w:val="24"/>
           <w:shd w:val="clear" w:color="auto" w:fill="FFFFFF"/>
         </w:rPr>
-        <w:lastRenderedPageBreak/>
         <w:t xml:space="preserve">Basic syntax of </w:t>
       </w:r>
       <w:proofErr w:type="gramStart"/>
@@ -17059,6 +17181,21 @@
     </w:p>
     <w:p>
       <w:pPr>
+        <w:shd w:val="clear" w:color="auto" w:fill="FFFFFF"/>
+        <w:spacing w:before="220" w:after="0" w:line="240" w:lineRule="auto"/>
+        <w:textAlignment w:val="baseline"/>
+        <w:rPr>
+          <w:rFonts w:ascii="Verdana" w:eastAsia="Times New Roman" w:hAnsi="Verdana" w:cs="Times New Roman"/>
+          <w:b/>
+          <w:bCs/>
+          <w:color w:val="181717"/>
+          <w:sz w:val="23"/>
+          <w:szCs w:val="23"/>
+        </w:rPr>
+      </w:pPr>
+    </w:p>
+    <w:p>
+      <w:pPr>
         <w:numPr>
           <w:ilvl w:val="0"/>
           <w:numId w:val="3"/>
@@ -17102,6 +17239,19 @@
     </w:p>
     <w:p>
       <w:pPr>
+        <w:pStyle w:val="ListParagraph"/>
+        <w:rPr>
+          <w:rFonts w:ascii="Verdana" w:eastAsia="Times New Roman" w:hAnsi="Verdana" w:cs="Times New Roman"/>
+          <w:b/>
+          <w:bCs/>
+          <w:color w:val="181717"/>
+          <w:sz w:val="23"/>
+          <w:szCs w:val="23"/>
+        </w:rPr>
+      </w:pPr>
+    </w:p>
+    <w:p>
+      <w:pPr>
         <w:numPr>
           <w:ilvl w:val="0"/>
           <w:numId w:val="3"/>
@@ -17118,44 +17268,6 @@
           <w:szCs w:val="23"/>
         </w:rPr>
       </w:pPr>
-      <w:r>
-        <w:rPr>
-          <w:rFonts w:ascii="Courier New" w:eastAsia="Times New Roman" w:hAnsi="Courier New" w:cs="Courier New"/>
-          <w:b/>
-          <w:bCs/>
-          <w:color w:val="DC143C"/>
-          <w:sz w:val="24"/>
-          <w:szCs w:val="24"/>
-          <w:shd w:val="clear" w:color="auto" w:fill="FFFFFF"/>
-        </w:rPr>
-        <w:t>$</w:t>
-      </w:r>
-      <w:proofErr w:type="spellStart"/>
-      <w:r>
-        <w:rPr>
-          <w:rFonts w:ascii="Courier New" w:eastAsia="Times New Roman" w:hAnsi="Courier New" w:cs="Courier New"/>
-          <w:b/>
-          <w:bCs/>
-          <w:color w:val="DC143C"/>
-          <w:sz w:val="24"/>
-          <w:szCs w:val="24"/>
-          <w:shd w:val="clear" w:color="auto" w:fill="FFFFFF"/>
-        </w:rPr>
-        <w:t>gt</w:t>
-      </w:r>
-      <w:proofErr w:type="spellEnd"/>
-      <w:r>
-        <w:rPr>
-          <w:rFonts w:ascii="Verdana" w:eastAsia="Times New Roman" w:hAnsi="Verdana" w:cs="Times New Roman"/>
-          <w:b/>
-          <w:bCs/>
-          <w:color w:val="181717"/>
-          <w:sz w:val="23"/>
-          <w:szCs w:val="23"/>
-          <w:shd w:val="clear" w:color="auto" w:fill="FFFFFF"/>
-        </w:rPr>
-        <w:t>: Value is greater than another value</w:t>
-      </w:r>
     </w:p>
     <w:p>
       <w:pPr>
@@ -17185,6 +17297,7 @@
           <w:szCs w:val="24"/>
           <w:shd w:val="clear" w:color="auto" w:fill="FFFFFF"/>
         </w:rPr>
+        <w:lastRenderedPageBreak/>
         <w:t>$</w:t>
       </w:r>
       <w:proofErr w:type="spellStart"/>
@@ -17198,7 +17311,7 @@
           <w:szCs w:val="24"/>
           <w:shd w:val="clear" w:color="auto" w:fill="FFFFFF"/>
         </w:rPr>
-        <w:t>gte</w:t>
+        <w:t>gt</w:t>
       </w:r>
       <w:proofErr w:type="spellEnd"/>
       <w:r>
@@ -17211,8 +17324,24 @@
           <w:szCs w:val="23"/>
           <w:shd w:val="clear" w:color="auto" w:fill="FFFFFF"/>
         </w:rPr>
-        <w:t>: Value is greater than or equal to another value</w:t>
-      </w:r>
+        <w:t>: Value is greater than another value</w:t>
+      </w:r>
+    </w:p>
+    <w:p>
+      <w:pPr>
+        <w:shd w:val="clear" w:color="auto" w:fill="FFFFFF"/>
+        <w:spacing w:after="0" w:line="240" w:lineRule="auto"/>
+        <w:ind w:left="720"/>
+        <w:textAlignment w:val="baseline"/>
+        <w:rPr>
+          <w:rFonts w:ascii="Verdana" w:eastAsia="Times New Roman" w:hAnsi="Verdana" w:cs="Times New Roman"/>
+          <w:b/>
+          <w:bCs/>
+          <w:color w:val="181717"/>
+          <w:sz w:val="23"/>
+          <w:szCs w:val="23"/>
+        </w:rPr>
+      </w:pPr>
     </w:p>
     <w:p>
       <w:pPr>
@@ -17255,7 +17384,7 @@
           <w:szCs w:val="24"/>
           <w:shd w:val="clear" w:color="auto" w:fill="FFFFFF"/>
         </w:rPr>
-        <w:t>lt</w:t>
+        <w:t>gte</w:t>
       </w:r>
       <w:proofErr w:type="spellEnd"/>
       <w:r>
@@ -17268,8 +17397,37 @@
           <w:szCs w:val="23"/>
           <w:shd w:val="clear" w:color="auto" w:fill="FFFFFF"/>
         </w:rPr>
-        <w:t>: Value is less than another value</w:t>
-      </w:r>
+        <w:t>: Value is greater than or equal to another value</w:t>
+      </w:r>
+    </w:p>
+    <w:p>
+      <w:pPr>
+        <w:pStyle w:val="ListParagraph"/>
+        <w:rPr>
+          <w:rFonts w:ascii="Verdana" w:eastAsia="Times New Roman" w:hAnsi="Verdana" w:cs="Times New Roman"/>
+          <w:b/>
+          <w:bCs/>
+          <w:color w:val="181717"/>
+          <w:sz w:val="23"/>
+          <w:szCs w:val="23"/>
+        </w:rPr>
+      </w:pPr>
+    </w:p>
+    <w:p>
+      <w:pPr>
+        <w:shd w:val="clear" w:color="auto" w:fill="FFFFFF"/>
+        <w:spacing w:after="0" w:line="240" w:lineRule="auto"/>
+        <w:ind w:left="720"/>
+        <w:textAlignment w:val="baseline"/>
+        <w:rPr>
+          <w:rFonts w:ascii="Verdana" w:eastAsia="Times New Roman" w:hAnsi="Verdana" w:cs="Times New Roman"/>
+          <w:b/>
+          <w:bCs/>
+          <w:color w:val="181717"/>
+          <w:sz w:val="23"/>
+          <w:szCs w:val="23"/>
+        </w:rPr>
+      </w:pPr>
     </w:p>
     <w:p>
       <w:pPr>
@@ -17312,6 +17470,79 @@
           <w:szCs w:val="24"/>
           <w:shd w:val="clear" w:color="auto" w:fill="FFFFFF"/>
         </w:rPr>
+        <w:t>lt</w:t>
+      </w:r>
+      <w:proofErr w:type="spellEnd"/>
+      <w:r>
+        <w:rPr>
+          <w:rFonts w:ascii="Verdana" w:eastAsia="Times New Roman" w:hAnsi="Verdana" w:cs="Times New Roman"/>
+          <w:b/>
+          <w:bCs/>
+          <w:color w:val="181717"/>
+          <w:sz w:val="23"/>
+          <w:szCs w:val="23"/>
+          <w:shd w:val="clear" w:color="auto" w:fill="FFFFFF"/>
+        </w:rPr>
+        <w:t>: Value is less than another value</w:t>
+      </w:r>
+    </w:p>
+    <w:p>
+      <w:pPr>
+        <w:shd w:val="clear" w:color="auto" w:fill="FFFFFF"/>
+        <w:spacing w:after="0" w:line="240" w:lineRule="auto"/>
+        <w:ind w:left="720"/>
+        <w:textAlignment w:val="baseline"/>
+        <w:rPr>
+          <w:rFonts w:ascii="Verdana" w:eastAsia="Times New Roman" w:hAnsi="Verdana" w:cs="Times New Roman"/>
+          <w:b/>
+          <w:bCs/>
+          <w:color w:val="181717"/>
+          <w:sz w:val="23"/>
+          <w:szCs w:val="23"/>
+        </w:rPr>
+      </w:pPr>
+    </w:p>
+    <w:p>
+      <w:pPr>
+        <w:numPr>
+          <w:ilvl w:val="0"/>
+          <w:numId w:val="3"/>
+        </w:numPr>
+        <w:shd w:val="clear" w:color="auto" w:fill="FFFFFF"/>
+        <w:spacing w:after="0" w:line="240" w:lineRule="auto"/>
+        <w:textAlignment w:val="baseline"/>
+        <w:rPr>
+          <w:rFonts w:ascii="Verdana" w:eastAsia="Times New Roman" w:hAnsi="Verdana" w:cs="Times New Roman"/>
+          <w:b/>
+          <w:bCs/>
+          <w:color w:val="181717"/>
+          <w:sz w:val="23"/>
+          <w:szCs w:val="23"/>
+        </w:rPr>
+      </w:pPr>
+      <w:r>
+        <w:rPr>
+          <w:rFonts w:ascii="Courier New" w:eastAsia="Times New Roman" w:hAnsi="Courier New" w:cs="Courier New"/>
+          <w:b/>
+          <w:bCs/>
+          <w:color w:val="DC143C"/>
+          <w:sz w:val="24"/>
+          <w:szCs w:val="24"/>
+          <w:shd w:val="clear" w:color="auto" w:fill="FFFFFF"/>
+        </w:rPr>
+        <w:t>$</w:t>
+      </w:r>
+      <w:proofErr w:type="spellStart"/>
+      <w:r>
+        <w:rPr>
+          <w:rFonts w:ascii="Courier New" w:eastAsia="Times New Roman" w:hAnsi="Courier New" w:cs="Courier New"/>
+          <w:b/>
+          <w:bCs/>
+          <w:color w:val="DC143C"/>
+          <w:sz w:val="24"/>
+          <w:szCs w:val="24"/>
+          <w:shd w:val="clear" w:color="auto" w:fill="FFFFFF"/>
+        </w:rPr>
         <w:t>lte</w:t>
       </w:r>
       <w:proofErr w:type="spellEnd"/>
@@ -17327,6 +17558,34 @@
         </w:rPr>
         <w:t>: Value is less than or equal to another value</w:t>
       </w:r>
+    </w:p>
+    <w:p>
+      <w:pPr>
+        <w:pStyle w:val="ListParagraph"/>
+        <w:rPr>
+          <w:rFonts w:ascii="Verdana" w:eastAsia="Times New Roman" w:hAnsi="Verdana" w:cs="Times New Roman"/>
+          <w:b/>
+          <w:bCs/>
+          <w:color w:val="181717"/>
+          <w:sz w:val="23"/>
+          <w:szCs w:val="23"/>
+        </w:rPr>
+      </w:pPr>
+    </w:p>
+    <w:p>
+      <w:pPr>
+        <w:shd w:val="clear" w:color="auto" w:fill="FFFFFF"/>
+        <w:spacing w:after="0" w:line="240" w:lineRule="auto"/>
+        <w:textAlignment w:val="baseline"/>
+        <w:rPr>
+          <w:rFonts w:ascii="Verdana" w:eastAsia="Times New Roman" w:hAnsi="Verdana" w:cs="Times New Roman"/>
+          <w:b/>
+          <w:bCs/>
+          <w:color w:val="181717"/>
+          <w:sz w:val="23"/>
+          <w:szCs w:val="23"/>
+        </w:rPr>
+      </w:pPr>
     </w:p>
     <w:p>
       <w:pPr>
@@ -17400,9 +17659,13 @@
         <w:shd w:val="clear" w:color="auto" w:fill="FFFFFF"/>
         <w:spacing w:after="280" w:line="240" w:lineRule="auto"/>
         <w:rPr>
-          <w:rFonts w:ascii="Times New Roman" w:eastAsia="Times New Roman" w:hAnsi="Times New Roman" w:cs="Times New Roman"/>
-          <w:sz w:val="24"/>
-          <w:szCs w:val="24"/>
+          <w:rFonts w:ascii="Verdana" w:eastAsia="Times New Roman" w:hAnsi="Verdana" w:cs="Times New Roman"/>
+          <w:b/>
+          <w:bCs/>
+          <w:color w:val="181717"/>
+          <w:sz w:val="23"/>
+          <w:szCs w:val="23"/>
+          <w:shd w:val="clear" w:color="auto" w:fill="FFFFFF"/>
         </w:rPr>
       </w:pPr>
       <w:r>
@@ -17417,6 +17680,17 @@
         </w:rPr>
         <w:t>The following operators can logically compare multiple queries.</w:t>
       </w:r>
+    </w:p>
+    <w:p>
+      <w:pPr>
+        <w:shd w:val="clear" w:color="auto" w:fill="FFFFFF"/>
+        <w:spacing w:after="280" w:line="240" w:lineRule="auto"/>
+        <w:rPr>
+          <w:rFonts w:ascii="Times New Roman" w:eastAsia="Times New Roman" w:hAnsi="Times New Roman" w:cs="Times New Roman"/>
+          <w:sz w:val="24"/>
+          <w:szCs w:val="24"/>
+        </w:rPr>
+      </w:pPr>
     </w:p>
     <w:p>
       <w:pPr>
@@ -17611,7 +17885,6 @@
           <w:szCs w:val="36"/>
           <w:shd w:val="clear" w:color="auto" w:fill="FFFFFF"/>
         </w:rPr>
-        <w:lastRenderedPageBreak/>
         <w:t>Evaluation</w:t>
       </w:r>
     </w:p>
@@ -18068,6 +18341,7 @@
           <w:szCs w:val="24"/>
           <w:shd w:val="clear" w:color="auto" w:fill="FFFFFF"/>
         </w:rPr>
+        <w:lastRenderedPageBreak/>
         <w:t>$set</w:t>
       </w:r>
       <w:r>
@@ -19270,6 +19544,155 @@
     <w:nsid w:val="37EC0701"/>
     <w:multiLevelType w:val="multilevel"/>
     <w:tmpl w:val="B75CD30C"/>
+    <w:lvl w:ilvl="0">
+      <w:start w:val="1"/>
+      <w:numFmt w:val="bullet"/>
+      <w:lvlText w:val=""/>
+      <w:lvlJc w:val="left"/>
+      <w:pPr>
+        <w:tabs>
+          <w:tab w:val="num" w:pos="720"/>
+        </w:tabs>
+        <w:ind w:left="720" w:hanging="360"/>
+      </w:pPr>
+      <w:rPr>
+        <w:rFonts w:ascii="Symbol" w:hAnsi="Symbol" w:hint="default"/>
+        <w:sz w:val="20"/>
+      </w:rPr>
+    </w:lvl>
+    <w:lvl w:ilvl="1" w:tentative="1">
+      <w:start w:val="1"/>
+      <w:numFmt w:val="bullet"/>
+      <w:lvlText w:val="o"/>
+      <w:lvlJc w:val="left"/>
+      <w:pPr>
+        <w:tabs>
+          <w:tab w:val="num" w:pos="1440"/>
+        </w:tabs>
+        <w:ind w:left="1440" w:hanging="360"/>
+      </w:pPr>
+      <w:rPr>
+        <w:rFonts w:ascii="Courier New" w:hAnsi="Courier New" w:hint="default"/>
+        <w:sz w:val="20"/>
+      </w:rPr>
+    </w:lvl>
+    <w:lvl w:ilvl="2" w:tentative="1">
+      <w:start w:val="1"/>
+      <w:numFmt w:val="bullet"/>
+      <w:lvlText w:val=""/>
+      <w:lvlJc w:val="left"/>
+      <w:pPr>
+        <w:tabs>
+          <w:tab w:val="num" w:pos="2160"/>
+        </w:tabs>
+        <w:ind w:left="2160" w:hanging="360"/>
+      </w:pPr>
+      <w:rPr>
+        <w:rFonts w:ascii="Wingdings" w:hAnsi="Wingdings" w:hint="default"/>
+        <w:sz w:val="20"/>
+      </w:rPr>
+    </w:lvl>
+    <w:lvl w:ilvl="3" w:tentative="1">
+      <w:start w:val="1"/>
+      <w:numFmt w:val="bullet"/>
+      <w:lvlText w:val=""/>
+      <w:lvlJc w:val="left"/>
+      <w:pPr>
+        <w:tabs>
+          <w:tab w:val="num" w:pos="2880"/>
+        </w:tabs>
+        <w:ind w:left="2880" w:hanging="360"/>
+      </w:pPr>
+      <w:rPr>
+        <w:rFonts w:ascii="Wingdings" w:hAnsi="Wingdings" w:hint="default"/>
+        <w:sz w:val="20"/>
+      </w:rPr>
+    </w:lvl>
+    <w:lvl w:ilvl="4" w:tentative="1">
+      <w:start w:val="1"/>
+      <w:numFmt w:val="bullet"/>
+      <w:lvlText w:val=""/>
+      <w:lvlJc w:val="left"/>
+      <w:pPr>
+        <w:tabs>
+          <w:tab w:val="num" w:pos="3600"/>
+        </w:tabs>
+        <w:ind w:left="3600" w:hanging="360"/>
+      </w:pPr>
+      <w:rPr>
+        <w:rFonts w:ascii="Wingdings" w:hAnsi="Wingdings" w:hint="default"/>
+        <w:sz w:val="20"/>
+      </w:rPr>
+    </w:lvl>
+    <w:lvl w:ilvl="5" w:tentative="1">
+      <w:start w:val="1"/>
+      <w:numFmt w:val="bullet"/>
+      <w:lvlText w:val=""/>
+      <w:lvlJc w:val="left"/>
+      <w:pPr>
+        <w:tabs>
+          <w:tab w:val="num" w:pos="4320"/>
+        </w:tabs>
+        <w:ind w:left="4320" w:hanging="360"/>
+      </w:pPr>
+      <w:rPr>
+        <w:rFonts w:ascii="Wingdings" w:hAnsi="Wingdings" w:hint="default"/>
+        <w:sz w:val="20"/>
+      </w:rPr>
+    </w:lvl>
+    <w:lvl w:ilvl="6" w:tentative="1">
+      <w:start w:val="1"/>
+      <w:numFmt w:val="bullet"/>
+      <w:lvlText w:val=""/>
+      <w:lvlJc w:val="left"/>
+      <w:pPr>
+        <w:tabs>
+          <w:tab w:val="num" w:pos="5040"/>
+        </w:tabs>
+        <w:ind w:left="5040" w:hanging="360"/>
+      </w:pPr>
+      <w:rPr>
+        <w:rFonts w:ascii="Wingdings" w:hAnsi="Wingdings" w:hint="default"/>
+        <w:sz w:val="20"/>
+      </w:rPr>
+    </w:lvl>
+    <w:lvl w:ilvl="7" w:tentative="1">
+      <w:start w:val="1"/>
+      <w:numFmt w:val="bullet"/>
+      <w:lvlText w:val=""/>
+      <w:lvlJc w:val="left"/>
+      <w:pPr>
+        <w:tabs>
+          <w:tab w:val="num" w:pos="5760"/>
+        </w:tabs>
+        <w:ind w:left="5760" w:hanging="360"/>
+      </w:pPr>
+      <w:rPr>
+        <w:rFonts w:ascii="Wingdings" w:hAnsi="Wingdings" w:hint="default"/>
+        <w:sz w:val="20"/>
+      </w:rPr>
+    </w:lvl>
+    <w:lvl w:ilvl="8" w:tentative="1">
+      <w:start w:val="1"/>
+      <w:numFmt w:val="bullet"/>
+      <w:lvlText w:val=""/>
+      <w:lvlJc w:val="left"/>
+      <w:pPr>
+        <w:tabs>
+          <w:tab w:val="num" w:pos="6480"/>
+        </w:tabs>
+        <w:ind w:left="6480" w:hanging="360"/>
+      </w:pPr>
+      <w:rPr>
+        <w:rFonts w:ascii="Wingdings" w:hAnsi="Wingdings" w:hint="default"/>
+        <w:sz w:val="20"/>
+      </w:rPr>
+    </w:lvl>
+  </w:abstractNum>
+  <w:abstractNum w:abstractNumId="7">
+    <w:nsid w:val="4941798C"/>
+    <w:multiLevelType w:val="multilevel"/>
+    <w:tmpl w:val="8876B6C8"/>
     <w:lvl w:ilvl="0">
       <w:start w:val="1"/>
       <w:numFmt w:val="bullet"/>
@@ -19435,6 +19858,9 @@
   </w:num>
   <w:num w:numId="7">
     <w:abstractNumId w:val="3"/>
+  </w:num>
+  <w:num w:numId="8">
+    <w:abstractNumId w:val="7"/>
   </w:num>
 </w:numbering>
 </file>
@@ -19768,6 +20194,30 @@
       <w:szCs w:val="16"/>
     </w:rPr>
   </w:style>
+  <w:style w:type="character" w:styleId="HTMLCode">
+    <w:name w:val="HTML Code"/>
+    <w:basedOn w:val="DefaultParagraphFont"/>
+    <w:uiPriority w:val="99"/>
+    <w:semiHidden/>
+    <w:unhideWhenUsed/>
+    <w:rsid w:val="00CF4621"/>
+    <w:rPr>
+      <w:rFonts w:ascii="Courier New" w:eastAsia="Times New Roman" w:hAnsi="Courier New" w:cs="Courier New"/>
+      <w:sz w:val="20"/>
+      <w:szCs w:val="20"/>
+    </w:rPr>
+  </w:style>
+  <w:style w:type="paragraph" w:styleId="ListParagraph">
+    <w:name w:val="List Paragraph"/>
+    <w:basedOn w:val="Normal"/>
+    <w:uiPriority w:val="34"/>
+    <w:qFormat/>
+    <w:rsid w:val="00715A7B"/>
+    <w:pPr>
+      <w:ind w:left="720"/>
+      <w:contextualSpacing/>
+    </w:pPr>
+  </w:style>
 </w:styles>
 </file>
 
